--- a/Week-2/Day-5/DATA LOADING FUNDAMENTALS.docx
+++ b/Week-2/Day-5/DATA LOADING FUNDAMENTALS.docx
@@ -30,7 +30,7 @@
           <w:lang w:val="en-IN"/>
         </w:rPr>
         <w:pict w14:anchorId="5CB8AED5">
-          <v:rect id="_x0000_i1546" style="width:0;height:1.5pt" o:hralign="center" o:hrstd="t" o:hr="t" fillcolor="#a0a0a0" stroked="f"/>
+          <v:rect id="_x0000_i1025" style="width:0;height:1.5pt" o:hralign="center" o:hrstd="t" o:hr="t" fillcolor="#a0a0a0" stroked="f"/>
         </w:pict>
       </w:r>
     </w:p>
@@ -208,7 +208,7 @@
           <w:lang w:val="en-IN"/>
         </w:rPr>
         <w:pict w14:anchorId="341805EF">
-          <v:rect id="_x0000_i1547" style="width:0;height:1.5pt" o:hralign="center" o:hrstd="t" o:hr="t" fillcolor="#a0a0a0" stroked="f"/>
+          <v:rect id="_x0000_i1026" style="width:0;height:1.5pt" o:hralign="center" o:hrstd="t" o:hr="t" fillcolor="#a0a0a0" stroked="f"/>
         </w:pict>
       </w:r>
     </w:p>
@@ -359,7 +359,7 @@
           <w:lang w:val="en-IN"/>
         </w:rPr>
         <w:pict w14:anchorId="18A87286">
-          <v:rect id="_x0000_i1548" style="width:0;height:1.5pt" o:hralign="center" o:hrstd="t" o:hr="t" fillcolor="#a0a0a0" stroked="f"/>
+          <v:rect id="_x0000_i1027" style="width:0;height:1.5pt" o:hralign="center" o:hrstd="t" o:hr="t" fillcolor="#a0a0a0" stroked="f"/>
         </w:pict>
       </w:r>
     </w:p>
@@ -384,6 +384,14 @@
       <w:tblPr>
         <w:tblW w:w="0" w:type="auto"/>
         <w:tblCellSpacing w:w="15" w:type="dxa"/>
+        <w:tblBorders>
+          <w:top w:val="single" w:sz="4" w:space="0" w:color="auto"/>
+          <w:left w:val="single" w:sz="4" w:space="0" w:color="auto"/>
+          <w:bottom w:val="single" w:sz="4" w:space="0" w:color="auto"/>
+          <w:right w:val="single" w:sz="4" w:space="0" w:color="auto"/>
+          <w:insideH w:val="single" w:sz="4" w:space="0" w:color="auto"/>
+          <w:insideV w:val="single" w:sz="4" w:space="0" w:color="auto"/>
+        </w:tblBorders>
         <w:tblCellMar>
           <w:top w:w="15" w:type="dxa"/>
           <w:left w:w="15" w:type="dxa"/>
@@ -393,9 +401,9 @@
         <w:tblLook w:val="04A0" w:firstRow="1" w:lastRow="0" w:firstColumn="1" w:lastColumn="0" w:noHBand="0" w:noVBand="1"/>
       </w:tblPr>
       <w:tblGrid>
-        <w:gridCol w:w="880"/>
-        <w:gridCol w:w="1578"/>
-        <w:gridCol w:w="1915"/>
+        <w:gridCol w:w="900"/>
+        <w:gridCol w:w="1598"/>
+        <w:gridCol w:w="1935"/>
       </w:tblGrid>
       <w:tr>
         <w:trPr>
@@ -560,6 +568,7 @@
               <w:rPr>
                 <w:lang w:val="en-IN"/>
               </w:rPr>
+              <w:lastRenderedPageBreak/>
               <w:t>Setup</w:t>
             </w:r>
           </w:p>
@@ -625,7 +634,6 @@
               <w:rPr>
                 <w:lang w:val="en-IN"/>
               </w:rPr>
-              <w:lastRenderedPageBreak/>
               <w:t>Use Case</w:t>
             </w:r>
           </w:p>
@@ -683,7 +691,7 @@
           <w:lang w:val="en-IN"/>
         </w:rPr>
         <w:pict w14:anchorId="113E4A36">
-          <v:rect id="_x0000_i1549" style="width:0;height:1.5pt" o:hralign="center" o:hrstd="t" o:hr="t" fillcolor="#a0a0a0" stroked="f"/>
+          <v:rect id="_x0000_i1028" style="width:0;height:1.5pt" o:hralign="center" o:hrstd="t" o:hr="t" fillcolor="#a0a0a0" stroked="f"/>
         </w:pict>
       </w:r>
     </w:p>
@@ -715,7 +723,7 @@
           <w:lang w:val="en-IN"/>
         </w:rPr>
         <w:pict w14:anchorId="1DB1B0B1">
-          <v:rect id="_x0000_i1550" style="width:0;height:1.5pt" o:hralign="center" o:hrstd="t" o:hr="t" fillcolor="#a0a0a0" stroked="f"/>
+          <v:rect id="_x0000_i1029" style="width:0;height:1.5pt" o:hralign="center" o:hrstd="t" o:hr="t" fillcolor="#a0a0a0" stroked="f"/>
         </w:pict>
       </w:r>
     </w:p>
@@ -740,6 +748,14 @@
       <w:tblPr>
         <w:tblW w:w="0" w:type="auto"/>
         <w:tblCellSpacing w:w="15" w:type="dxa"/>
+        <w:tblBorders>
+          <w:top w:val="single" w:sz="4" w:space="0" w:color="auto"/>
+          <w:left w:val="single" w:sz="4" w:space="0" w:color="auto"/>
+          <w:bottom w:val="single" w:sz="4" w:space="0" w:color="auto"/>
+          <w:right w:val="single" w:sz="4" w:space="0" w:color="auto"/>
+          <w:insideH w:val="single" w:sz="4" w:space="0" w:color="auto"/>
+          <w:insideV w:val="single" w:sz="4" w:space="0" w:color="auto"/>
+        </w:tblBorders>
         <w:tblCellMar>
           <w:top w:w="15" w:type="dxa"/>
           <w:left w:w="15" w:type="dxa"/>
@@ -749,9 +765,9 @@
         <w:tblLook w:val="04A0" w:firstRow="1" w:lastRow="0" w:firstColumn="1" w:lastColumn="0" w:noHBand="0" w:noVBand="1"/>
       </w:tblPr>
       <w:tblGrid>
-        <w:gridCol w:w="786"/>
-        <w:gridCol w:w="1501"/>
-        <w:gridCol w:w="1202"/>
+        <w:gridCol w:w="806"/>
+        <w:gridCol w:w="1521"/>
+        <w:gridCol w:w="1222"/>
       </w:tblGrid>
       <w:tr>
         <w:trPr>
@@ -1038,7 +1054,7 @@
           <w:lang w:val="en-IN"/>
         </w:rPr>
         <w:pict w14:anchorId="44D43D2F">
-          <v:rect id="_x0000_i1551" style="width:0;height:1.5pt" o:hralign="center" o:hrstd="t" o:hr="t" fillcolor="#a0a0a0" stroked="f"/>
+          <v:rect id="_x0000_i1030" style="width:0;height:1.5pt" o:hralign="center" o:hrstd="t" o:hr="t" fillcolor="#a0a0a0" stroked="f"/>
         </w:pict>
       </w:r>
     </w:p>
@@ -1138,7 +1154,7 @@
           <w:lang w:val="en-IN"/>
         </w:rPr>
         <w:pict w14:anchorId="1D3C0779">
-          <v:rect id="_x0000_i1552" style="width:0;height:1.5pt" o:hralign="center" o:hrstd="t" o:hr="t" fillcolor="#a0a0a0" stroked="f"/>
+          <v:rect id="_x0000_i1031" style="width:0;height:1.5pt" o:hralign="center" o:hrstd="t" o:hr="t" fillcolor="#a0a0a0" stroked="f"/>
         </w:pict>
       </w:r>
     </w:p>
@@ -1156,7 +1172,7 @@
           <w:bCs/>
           <w:lang w:val="en-IN"/>
         </w:rPr>
-        <w:t>3. COPY INTO Command (MOST IMPORTANT)</w:t>
+        <w:t xml:space="preserve">3. COPY INTO Command </w:t>
       </w:r>
     </w:p>
     <w:p>
@@ -1170,7 +1186,7 @@
           <w:lang w:val="en-IN"/>
         </w:rPr>
         <w:pict w14:anchorId="22F766CE">
-          <v:rect id="_x0000_i1553" style="width:0;height:1.5pt" o:hralign="center" o:hrstd="t" o:hr="t" fillcolor="#a0a0a0" stroked="f"/>
+          <v:rect id="_x0000_i1032" style="width:0;height:1.5pt" o:hralign="center" o:hrstd="t" o:hr="t" fillcolor="#a0a0a0" stroked="f"/>
         </w:pict>
       </w:r>
     </w:p>
@@ -1219,7 +1235,7 @@
           <w:lang w:val="en-IN"/>
         </w:rPr>
         <w:pict w14:anchorId="082FA902">
-          <v:rect id="_x0000_i1554" style="width:0;height:1.5pt" o:hralign="center" o:hrstd="t" o:hr="t" fillcolor="#a0a0a0" stroked="f"/>
+          <v:rect id="_x0000_i1033" style="width:0;height:1.5pt" o:hralign="center" o:hrstd="t" o:hr="t" fillcolor="#a0a0a0" stroked="f"/>
         </w:pict>
       </w:r>
     </w:p>
@@ -1264,7 +1280,7 @@
           <w:lang w:val="en-IN"/>
         </w:rPr>
         <w:pict w14:anchorId="27735FBC">
-          <v:rect id="_x0000_i1555" style="width:0;height:1.5pt" o:hralign="center" o:hrstd="t" o:hr="t" fillcolor="#a0a0a0" stroked="f"/>
+          <v:rect id="_x0000_i1034" style="width:0;height:1.5pt" o:hralign="center" o:hrstd="t" o:hr="t" fillcolor="#a0a0a0" stroked="f"/>
         </w:pict>
       </w:r>
     </w:p>
@@ -1309,8 +1325,16 @@
           <w:lang w:val="en-IN"/>
         </w:rPr>
         <w:br/>
-        <w:t>FILE_FORMAT = (TYPE = 'CSV');</w:t>
-      </w:r>
+        <w:t>FILE_FORMAT = (TYPE = 'CSV'</w:t>
+      </w:r>
+      <w:proofErr w:type="gramStart"/>
+      <w:r>
+        <w:rPr>
+          <w:lang w:val="en-IN"/>
+        </w:rPr>
+        <w:t>);</w:t>
+      </w:r>
+      <w:proofErr w:type="gramEnd"/>
     </w:p>
     <w:p>
       <w:pPr>
@@ -1323,7 +1347,7 @@
           <w:lang w:val="en-IN"/>
         </w:rPr>
         <w:pict w14:anchorId="102C7702">
-          <v:rect id="_x0000_i1556" style="width:0;height:1.5pt" o:hralign="center" o:hrstd="t" o:hr="t" fillcolor="#a0a0a0" stroked="f"/>
+          <v:rect id="_x0000_i1035" style="width:0;height:1.5pt" o:hralign="center" o:hrstd="t" o:hr="t" fillcolor="#a0a0a0" stroked="f"/>
         </w:pict>
       </w:r>
     </w:p>
@@ -1355,7 +1379,7 @@
           <w:lang w:val="en-IN"/>
         </w:rPr>
         <w:pict w14:anchorId="14DE34B0">
-          <v:rect id="_x0000_i1557" style="width:0;height:1.5pt" o:hralign="center" o:hrstd="t" o:hr="t" fillcolor="#a0a0a0" stroked="f"/>
+          <v:rect id="_x0000_i1036" style="width:0;height:1.5pt" o:hralign="center" o:hrstd="t" o:hr="t" fillcolor="#a0a0a0" stroked="f"/>
         </w:pict>
       </w:r>
     </w:p>
@@ -1438,7 +1462,7 @@
           <w:lang w:val="en-IN"/>
         </w:rPr>
         <w:pict w14:anchorId="2B97F6D1">
-          <v:rect id="_x0000_i1558" style="width:0;height:1.5pt" o:hralign="center" o:hrstd="t" o:hr="t" fillcolor="#a0a0a0" stroked="f"/>
+          <v:rect id="_x0000_i1037" style="width:0;height:1.5pt" o:hralign="center" o:hrstd="t" o:hr="t" fillcolor="#a0a0a0" stroked="f"/>
         </w:pict>
       </w:r>
     </w:p>
@@ -1507,7 +1531,21 @@
         <w:rPr>
           <w:lang w:val="en-IN"/>
         </w:rPr>
-        <w:t xml:space="preserve">Compressed formats (gzip) </w:t>
+        <w:t>Compressed formats (</w:t>
+      </w:r>
+      <w:proofErr w:type="spellStart"/>
+      <w:r>
+        <w:rPr>
+          <w:lang w:val="en-IN"/>
+        </w:rPr>
+        <w:t>gzip</w:t>
+      </w:r>
+      <w:proofErr w:type="spellEnd"/>
+      <w:r>
+        <w:rPr>
+          <w:lang w:val="en-IN"/>
+        </w:rPr>
+        <w:t xml:space="preserve">) </w:t>
       </w:r>
     </w:p>
     <w:p>
@@ -1521,7 +1559,7 @@
           <w:lang w:val="en-IN"/>
         </w:rPr>
         <w:pict w14:anchorId="7FE47036">
-          <v:rect id="_x0000_i1559" style="width:0;height:1.5pt" o:hralign="center" o:hrstd="t" o:hr="t" fillcolor="#a0a0a0" stroked="f"/>
+          <v:rect id="_x0000_i1038" style="width:0;height:1.5pt" o:hralign="center" o:hrstd="t" o:hr="t" fillcolor="#a0a0a0" stroked="f"/>
         </w:pict>
       </w:r>
     </w:p>
@@ -1553,7 +1591,7 @@
           <w:lang w:val="en-IN"/>
         </w:rPr>
         <w:pict w14:anchorId="79B1C1F9">
-          <v:rect id="_x0000_i1560" style="width:0;height:1.5pt" o:hralign="center" o:hrstd="t" o:hr="t" fillcolor="#a0a0a0" stroked="f"/>
+          <v:rect id="_x0000_i1039" style="width:0;height:1.5pt" o:hralign="center" o:hrstd="t" o:hr="t" fillcolor="#a0a0a0" stroked="f"/>
         </w:pict>
       </w:r>
     </w:p>
@@ -1653,7 +1691,7 @@
           <w:lang w:val="en-IN"/>
         </w:rPr>
         <w:pict w14:anchorId="336B5F20">
-          <v:rect id="_x0000_i1561" style="width:0;height:1.5pt" o:hralign="center" o:hrstd="t" o:hr="t" fillcolor="#a0a0a0" stroked="f"/>
+          <v:rect id="_x0000_i1040" style="width:0;height:1.5pt" o:hralign="center" o:hrstd="t" o:hr="t" fillcolor="#a0a0a0" stroked="f"/>
         </w:pict>
       </w:r>
     </w:p>
@@ -1685,7 +1723,7 @@
           <w:lang w:val="en-IN"/>
         </w:rPr>
         <w:pict w14:anchorId="392D173B">
-          <v:rect id="_x0000_i1562" style="width:0;height:1.5pt" o:hralign="center" o:hrstd="t" o:hr="t" fillcolor="#a0a0a0" stroked="f"/>
+          <v:rect id="_x0000_i1041" style="width:0;height:1.5pt" o:hralign="center" o:hrstd="t" o:hr="t" fillcolor="#a0a0a0" stroked="f"/>
         </w:pict>
       </w:r>
     </w:p>
@@ -1734,7 +1772,7 @@
           <w:lang w:val="en-IN"/>
         </w:rPr>
         <w:pict w14:anchorId="11E10CA7">
-          <v:rect id="_x0000_i1563" style="width:0;height:1.5pt" o:hralign="center" o:hrstd="t" o:hr="t" fillcolor="#a0a0a0" stroked="f"/>
+          <v:rect id="_x0000_i1042" style="width:0;height:1.5pt" o:hralign="center" o:hrstd="t" o:hr="t" fillcolor="#a0a0a0" stroked="f"/>
         </w:pict>
       </w:r>
     </w:p>
@@ -1765,8 +1803,44 @@
         <w:rPr>
           <w:lang w:val="en-IN"/>
         </w:rPr>
-        <w:t>SELECT data:name FROM json_table;</w:t>
-      </w:r>
+        <w:t xml:space="preserve">SELECT </w:t>
+      </w:r>
+      <w:proofErr w:type="spellStart"/>
+      <w:r>
+        <w:rPr>
+          <w:lang w:val="en-IN"/>
+        </w:rPr>
+        <w:t>data:name</w:t>
+      </w:r>
+      <w:proofErr w:type="spellEnd"/>
+      <w:r>
+        <w:rPr>
+          <w:lang w:val="en-IN"/>
+        </w:rPr>
+        <w:t xml:space="preserve"> FROM </w:t>
+      </w:r>
+      <w:proofErr w:type="spellStart"/>
+      <w:r>
+        <w:rPr>
+          <w:lang w:val="en-IN"/>
+        </w:rPr>
+        <w:t>json_</w:t>
+      </w:r>
+      <w:proofErr w:type="gramStart"/>
+      <w:r>
+        <w:rPr>
+          <w:lang w:val="en-IN"/>
+        </w:rPr>
+        <w:t>table</w:t>
+      </w:r>
+      <w:proofErr w:type="spellEnd"/>
+      <w:r>
+        <w:rPr>
+          <w:lang w:val="en-IN"/>
+        </w:rPr>
+        <w:t>;</w:t>
+      </w:r>
+      <w:proofErr w:type="gramEnd"/>
     </w:p>
     <w:p>
       <w:pPr>
@@ -1779,7 +1853,7 @@
           <w:lang w:val="en-IN"/>
         </w:rPr>
         <w:pict w14:anchorId="01AF0A76">
-          <v:rect id="_x0000_i1564" style="width:0;height:1.5pt" o:hralign="center" o:hrstd="t" o:hr="t" fillcolor="#a0a0a0" stroked="f"/>
+          <v:rect id="_x0000_i1043" style="width:0;height:1.5pt" o:hralign="center" o:hrstd="t" o:hr="t" fillcolor="#a0a0a0" stroked="f"/>
         </w:pict>
       </w:r>
     </w:p>
@@ -1811,7 +1885,7 @@
           <w:lang w:val="en-IN"/>
         </w:rPr>
         <w:pict w14:anchorId="3330EF4A">
-          <v:rect id="_x0000_i1565" style="width:0;height:1.5pt" o:hralign="center" o:hrstd="t" o:hr="t" fillcolor="#a0a0a0" stroked="f"/>
+          <v:rect id="_x0000_i1044" style="width:0;height:1.5pt" o:hralign="center" o:hrstd="t" o:hr="t" fillcolor="#a0a0a0" stroked="f"/>
         </w:pict>
       </w:r>
     </w:p>
@@ -1877,7 +1951,7 @@
           <w:lang w:val="en-IN"/>
         </w:rPr>
         <w:pict w14:anchorId="7758B9FB">
-          <v:rect id="_x0000_i1566" style="width:0;height:1.5pt" o:hralign="center" o:hrstd="t" o:hr="t" fillcolor="#a0a0a0" stroked="f"/>
+          <v:rect id="_x0000_i1045" style="width:0;height:1.5pt" o:hralign="center" o:hrstd="t" o:hr="t" fillcolor="#a0a0a0" stroked="f"/>
         </w:pict>
       </w:r>
     </w:p>
@@ -1943,7 +2017,7 @@
           <w:lang w:val="en-IN"/>
         </w:rPr>
         <w:pict w14:anchorId="21E3C9B2">
-          <v:rect id="_x0000_i1567" style="width:0;height:1.5pt" o:hralign="center" o:hrstd="t" o:hr="t" fillcolor="#a0a0a0" stroked="f"/>
+          <v:rect id="_x0000_i1046" style="width:0;height:1.5pt" o:hralign="center" o:hrstd="t" o:hr="t" fillcolor="#a0a0a0" stroked="f"/>
         </w:pict>
       </w:r>
     </w:p>
@@ -1961,7 +2035,25 @@
           <w:bCs/>
           <w:lang w:val="en-IN"/>
         </w:rPr>
-        <w:t>8. SnowSQL CLI</w:t>
+        <w:t xml:space="preserve">8. </w:t>
+      </w:r>
+      <w:proofErr w:type="spellStart"/>
+      <w:r>
+        <w:rPr>
+          <w:b/>
+          <w:bCs/>
+          <w:lang w:val="en-IN"/>
+        </w:rPr>
+        <w:t>SnowSQL</w:t>
+      </w:r>
+      <w:proofErr w:type="spellEnd"/>
+      <w:r>
+        <w:rPr>
+          <w:b/>
+          <w:bCs/>
+          <w:lang w:val="en-IN"/>
+        </w:rPr>
+        <w:t xml:space="preserve"> CLI</w:t>
       </w:r>
     </w:p>
     <w:p>
@@ -1975,7 +2067,7 @@
           <w:lang w:val="en-IN"/>
         </w:rPr>
         <w:pict w14:anchorId="3ABD80B7">
-          <v:rect id="_x0000_i1568" style="width:0;height:1.5pt" o:hralign="center" o:hrstd="t" o:hr="t" fillcolor="#a0a0a0" stroked="f"/>
+          <v:rect id="_x0000_i1047" style="width:0;height:1.5pt" o:hralign="center" o:hrstd="t" o:hr="t" fillcolor="#a0a0a0" stroked="f"/>
         </w:pict>
       </w:r>
     </w:p>
@@ -2024,7 +2116,7 @@
           <w:lang w:val="en-IN"/>
         </w:rPr>
         <w:pict w14:anchorId="12FFB829">
-          <v:rect id="_x0000_i1569" style="width:0;height:1.5pt" o:hralign="center" o:hrstd="t" o:hr="t" fillcolor="#a0a0a0" stroked="f"/>
+          <v:rect id="_x0000_i1048" style="width:0;height:1.5pt" o:hralign="center" o:hrstd="t" o:hr="t" fillcolor="#a0a0a0" stroked="f"/>
         </w:pict>
       </w:r>
     </w:p>
@@ -2099,112 +2191,110 @@
     <w:p>
       <w:pPr>
         <w:rPr>
-          <w:lang w:val="en-IN"/>
-        </w:rPr>
-      </w:pPr>
-      <w:r>
-        <w:rPr>
-          <w:lang w:val="en-IN"/>
-        </w:rPr>
-        <w:pict w14:anchorId="7748C1E7">
-          <v:rect id="_x0000_i1570" style="width:0;height:1.5pt" o:hralign="center" o:hrstd="t" o:hr="t" fillcolor="#a0a0a0" stroked="f"/>
+          <w:b/>
+          <w:bCs/>
+          <w:lang w:val="en-IN"/>
+        </w:rPr>
+      </w:pPr>
+      <w:r>
+        <w:rPr>
+          <w:b/>
+          <w:bCs/>
+          <w:lang w:val="en-IN"/>
+        </w:rPr>
+        <w:t>MODULE 5 — CONTINUOUS &amp; ADVANCED LOADING</w:t>
+      </w:r>
+    </w:p>
+    <w:p>
+      <w:pPr>
+        <w:rPr>
+          <w:lang w:val="en-IN"/>
+        </w:rPr>
+      </w:pPr>
+    </w:p>
+    <w:p>
+      <w:pPr>
+        <w:rPr>
+          <w:b/>
+          <w:bCs/>
+          <w:lang w:val="en-IN"/>
+        </w:rPr>
+      </w:pPr>
+      <w:r>
+        <w:rPr>
+          <w:b/>
+          <w:bCs/>
+          <w:lang w:val="en-IN"/>
+        </w:rPr>
+        <w:t xml:space="preserve">1. </w:t>
+      </w:r>
+      <w:proofErr w:type="spellStart"/>
+      <w:r>
+        <w:rPr>
+          <w:b/>
+          <w:bCs/>
+          <w:lang w:val="en-IN"/>
+        </w:rPr>
+        <w:t>Snowpipe</w:t>
+      </w:r>
+      <w:proofErr w:type="spellEnd"/>
+      <w:r>
+        <w:rPr>
+          <w:b/>
+          <w:bCs/>
+          <w:lang w:val="en-IN"/>
+        </w:rPr>
+        <w:t xml:space="preserve"> (Continuous Ingestion)</w:t>
+      </w:r>
+    </w:p>
+    <w:p>
+      <w:pPr>
+        <w:rPr>
+          <w:lang w:val="en-IN"/>
+        </w:rPr>
+      </w:pPr>
+      <w:r>
+        <w:rPr>
+          <w:lang w:val="en-IN"/>
+        </w:rPr>
+        <w:pict w14:anchorId="4A7134E7">
+          <v:rect id="_x0000_i1052" style="width:0;height:1.5pt" o:hralign="center" o:hrstd="t" o:hr="t" fillcolor="#a0a0a0" stroked="f"/>
         </w:pict>
       </w:r>
     </w:p>
     <w:p>
       <w:pPr>
         <w:rPr>
-          <w:lang w:val="en-IN"/>
-        </w:rPr>
-      </w:pPr>
-      <w:r>
-        <w:rPr>
-          <w:lang w:val="en-IN"/>
-        </w:rPr>
-        <w:pict w14:anchorId="3D439FEC">
-          <v:rect id="_x0000_i1571" style="width:0;height:1.5pt" o:hralign="center" o:hrstd="t" o:hr="t" fillcolor="#a0a0a0" stroked="f"/>
-        </w:pict>
-      </w:r>
-    </w:p>
-    <w:p>
-      <w:pPr>
-        <w:rPr>
-          <w:b/>
-          <w:bCs/>
-          <w:lang w:val="en-IN"/>
-        </w:rPr>
-      </w:pPr>
-      <w:r>
-        <w:rPr>
-          <w:b/>
-          <w:bCs/>
-          <w:lang w:val="en-IN"/>
-        </w:rPr>
-        <w:t>MODULE 5 — CONTINUOUS &amp; ADVANCED LOADING</w:t>
-      </w:r>
-    </w:p>
-    <w:p>
-      <w:pPr>
-        <w:rPr>
-          <w:lang w:val="en-IN"/>
-        </w:rPr>
-      </w:pPr>
-      <w:r>
-        <w:rPr>
-          <w:lang w:val="en-IN"/>
-        </w:rPr>
-        <w:pict w14:anchorId="665AF4E0">
-          <v:rect id="_x0000_i1572" style="width:0;height:1.5pt" o:hralign="center" o:hrstd="t" o:hr="t" fillcolor="#a0a0a0" stroked="f"/>
-        </w:pict>
-      </w:r>
-    </w:p>
-    <w:p>
-      <w:pPr>
-        <w:rPr>
-          <w:b/>
-          <w:bCs/>
-          <w:lang w:val="en-IN"/>
-        </w:rPr>
-      </w:pPr>
-      <w:r>
-        <w:rPr>
-          <w:b/>
-          <w:bCs/>
-          <w:lang w:val="en-IN"/>
-        </w:rPr>
-        <w:t>1. Snowpipe (Continuous Ingestion)</w:t>
-      </w:r>
-    </w:p>
-    <w:p>
-      <w:pPr>
-        <w:rPr>
-          <w:lang w:val="en-IN"/>
-        </w:rPr>
-      </w:pPr>
-      <w:r>
-        <w:rPr>
-          <w:lang w:val="en-IN"/>
-        </w:rPr>
-        <w:pict w14:anchorId="4A7134E7">
-          <v:rect id="_x0000_i1573" style="width:0;height:1.5pt" o:hralign="center" o:hrstd="t" o:hr="t" fillcolor="#a0a0a0" stroked="f"/>
-        </w:pict>
-      </w:r>
-    </w:p>
-    <w:p>
-      <w:pPr>
-        <w:rPr>
-          <w:b/>
-          <w:bCs/>
-          <w:lang w:val="en-IN"/>
-        </w:rPr>
-      </w:pPr>
-      <w:r>
-        <w:rPr>
-          <w:b/>
-          <w:bCs/>
-          <w:lang w:val="en-IN"/>
-        </w:rPr>
-        <w:t>What is Snowpipe?</w:t>
+          <w:b/>
+          <w:bCs/>
+          <w:lang w:val="en-IN"/>
+        </w:rPr>
+      </w:pPr>
+      <w:r>
+        <w:rPr>
+          <w:b/>
+          <w:bCs/>
+          <w:lang w:val="en-IN"/>
+        </w:rPr>
+        <w:t xml:space="preserve">What is </w:t>
+      </w:r>
+      <w:proofErr w:type="spellStart"/>
+      <w:r>
+        <w:rPr>
+          <w:b/>
+          <w:bCs/>
+          <w:lang w:val="en-IN"/>
+        </w:rPr>
+        <w:t>Snowpipe</w:t>
+      </w:r>
+      <w:proofErr w:type="spellEnd"/>
+      <w:r>
+        <w:rPr>
+          <w:b/>
+          <w:bCs/>
+          <w:lang w:val="en-IN"/>
+        </w:rPr>
+        <w:t>?</w:t>
       </w:r>
     </w:p>
     <w:p>
@@ -2252,7 +2342,7 @@
           <w:lang w:val="en-IN"/>
         </w:rPr>
         <w:pict w14:anchorId="74076199">
-          <v:rect id="_x0000_i1574" style="width:0;height:1.5pt" o:hralign="center" o:hrstd="t" o:hr="t" fillcolor="#a0a0a0" stroked="f"/>
+          <v:rect id="_x0000_i1053" style="width:0;height:1.5pt" o:hralign="center" o:hrstd="t" o:hr="t" fillcolor="#a0a0a0" stroked="f"/>
         </w:pict>
       </w:r>
     </w:p>
@@ -2283,7 +2373,21 @@
         <w:rPr>
           <w:lang w:val="en-IN"/>
         </w:rPr>
-        <w:t>Cloud Storage → Event → Snowpipe → Table</w:t>
+        <w:t xml:space="preserve">Cloud Storage → Event → </w:t>
+      </w:r>
+      <w:proofErr w:type="spellStart"/>
+      <w:r>
+        <w:rPr>
+          <w:lang w:val="en-IN"/>
+        </w:rPr>
+        <w:t>Snowpipe</w:t>
+      </w:r>
+      <w:proofErr w:type="spellEnd"/>
+      <w:r>
+        <w:rPr>
+          <w:lang w:val="en-IN"/>
+        </w:rPr>
+        <w:t xml:space="preserve"> → Table</w:t>
       </w:r>
     </w:p>
     <w:p>
@@ -2297,7 +2401,7 @@
           <w:lang w:val="en-IN"/>
         </w:rPr>
         <w:pict w14:anchorId="5A38290F">
-          <v:rect id="_x0000_i1575" style="width:0;height:1.5pt" o:hralign="center" o:hrstd="t" o:hr="t" fillcolor="#a0a0a0" stroked="f"/>
+          <v:rect id="_x0000_i1054" style="width:0;height:1.5pt" o:hralign="center" o:hrstd="t" o:hr="t" fillcolor="#a0a0a0" stroked="f"/>
         </w:pict>
       </w:r>
     </w:p>
@@ -2380,7 +2484,7 @@
           <w:lang w:val="en-IN"/>
         </w:rPr>
         <w:pict w14:anchorId="378C15AB">
-          <v:rect id="_x0000_i1576" style="width:0;height:1.5pt" o:hralign="center" o:hrstd="t" o:hr="t" fillcolor="#a0a0a0" stroked="f"/>
+          <v:rect id="_x0000_i1055" style="width:0;height:1.5pt" o:hralign="center" o:hrstd="t" o:hr="t" fillcolor="#a0a0a0" stroked="f"/>
         </w:pict>
       </w:r>
     </w:p>
@@ -2412,7 +2516,7 @@
           <w:lang w:val="en-IN"/>
         </w:rPr>
         <w:pict w14:anchorId="14280635">
-          <v:rect id="_x0000_i1577" style="width:0;height:1.5pt" o:hralign="center" o:hrstd="t" o:hr="t" fillcolor="#a0a0a0" stroked="f"/>
+          <v:rect id="_x0000_i1056" style="width:0;height:1.5pt" o:hralign="center" o:hrstd="t" o:hr="t" fillcolor="#a0a0a0" stroked="f"/>
         </w:pict>
       </w:r>
     </w:p>
@@ -2461,7 +2565,7 @@
           <w:lang w:val="en-IN"/>
         </w:rPr>
         <w:pict w14:anchorId="5E82E4DC">
-          <v:rect id="_x0000_i1578" style="width:0;height:1.5pt" o:hralign="center" o:hrstd="t" o:hr="t" fillcolor="#a0a0a0" stroked="f"/>
+          <v:rect id="_x0000_i1057" style="width:0;height:1.5pt" o:hralign="center" o:hrstd="t" o:hr="t" fillcolor="#a0a0a0" stroked="f"/>
         </w:pict>
       </w:r>
     </w:p>
@@ -2541,6 +2645,7 @@
                 <w:lang w:val="en-IN"/>
               </w:rPr>
             </w:pPr>
+            <w:proofErr w:type="spellStart"/>
             <w:r>
               <w:rPr>
                 <w:b/>
@@ -2549,6 +2654,7 @@
               </w:rPr>
               <w:t>Behavior</w:t>
             </w:r>
+            <w:proofErr w:type="spellEnd"/>
           </w:p>
         </w:tc>
       </w:tr>
@@ -2654,7 +2760,7 @@
           <w:lang w:val="en-IN"/>
         </w:rPr>
         <w:pict w14:anchorId="5E92C24F">
-          <v:rect id="_x0000_i1579" style="width:0;height:1.5pt" o:hralign="center" o:hrstd="t" o:hr="t" fillcolor="#a0a0a0" stroked="f"/>
+          <v:rect id="_x0000_i1058" style="width:0;height:1.5pt" o:hralign="center" o:hrstd="t" o:hr="t" fillcolor="#a0a0a0" stroked="f"/>
         </w:pict>
       </w:r>
     </w:p>
@@ -2703,7 +2809,7 @@
           <w:lang w:val="en-IN"/>
         </w:rPr>
         <w:pict w14:anchorId="3F352A3D">
-          <v:rect id="_x0000_i1580" style="width:0;height:1.5pt" o:hralign="center" o:hrstd="t" o:hr="t" fillcolor="#a0a0a0" stroked="f"/>
+          <v:rect id="_x0000_i1059" style="width:0;height:1.5pt" o:hralign="center" o:hrstd="t" o:hr="t" fillcolor="#a0a0a0" stroked="f"/>
         </w:pict>
       </w:r>
     </w:p>
@@ -2752,7 +2858,7 @@
           <w:lang w:val="en-IN"/>
         </w:rPr>
         <w:pict w14:anchorId="75A24252">
-          <v:rect id="_x0000_i1581" style="width:0;height:1.5pt" o:hralign="center" o:hrstd="t" o:hr="t" fillcolor="#a0a0a0" stroked="f"/>
+          <v:rect id="_x0000_i1060" style="width:0;height:1.5pt" o:hralign="center" o:hrstd="t" o:hr="t" fillcolor="#a0a0a0" stroked="f"/>
         </w:pict>
       </w:r>
     </w:p>
@@ -2784,7 +2890,7 @@
           <w:lang w:val="en-IN"/>
         </w:rPr>
         <w:pict w14:anchorId="6CD72DA9">
-          <v:rect id="_x0000_i1582" style="width:0;height:1.5pt" o:hralign="center" o:hrstd="t" o:hr="t" fillcolor="#a0a0a0" stroked="f"/>
+          <v:rect id="_x0000_i1061" style="width:0;height:1.5pt" o:hralign="center" o:hrstd="t" o:hr="t" fillcolor="#a0a0a0" stroked="f"/>
         </w:pict>
       </w:r>
     </w:p>
@@ -2833,7 +2939,7 @@
           <w:lang w:val="en-IN"/>
         </w:rPr>
         <w:pict w14:anchorId="15FF9F90">
-          <v:rect id="_x0000_i1583" style="width:0;height:1.5pt" o:hralign="center" o:hrstd="t" o:hr="t" fillcolor="#a0a0a0" stroked="f"/>
+          <v:rect id="_x0000_i1062" style="width:0;height:1.5pt" o:hralign="center" o:hrstd="t" o:hr="t" fillcolor="#a0a0a0" stroked="f"/>
         </w:pict>
       </w:r>
     </w:p>
@@ -2871,15 +2977,31 @@
           <w:lang w:val="en-IN"/>
         </w:rPr>
         <w:br/>
-        <w:t>FROM table_name</w:t>
-      </w:r>
+        <w:t xml:space="preserve">FROM </w:t>
+      </w:r>
+      <w:proofErr w:type="spellStart"/>
+      <w:r>
+        <w:rPr>
+          <w:lang w:val="en-IN"/>
+        </w:rPr>
+        <w:t>table_name</w:t>
+      </w:r>
+      <w:proofErr w:type="spellEnd"/>
       <w:r>
         <w:rPr>
           <w:lang w:val="en-IN"/>
         </w:rPr>
         <w:br/>
-        <w:t>FILE_FORMAT = (TYPE = 'CSV');</w:t>
-      </w:r>
+        <w:t>FILE_FORMAT = (TYPE = 'CSV'</w:t>
+      </w:r>
+      <w:proofErr w:type="gramStart"/>
+      <w:r>
+        <w:rPr>
+          <w:lang w:val="en-IN"/>
+        </w:rPr>
+        <w:t>);</w:t>
+      </w:r>
+      <w:proofErr w:type="gramEnd"/>
     </w:p>
     <w:p>
       <w:pPr>
@@ -2892,7 +3014,7 @@
           <w:lang w:val="en-IN"/>
         </w:rPr>
         <w:pict w14:anchorId="0A9911D6">
-          <v:rect id="_x0000_i1584" style="width:0;height:1.5pt" o:hralign="center" o:hrstd="t" o:hr="t" fillcolor="#a0a0a0" stroked="f"/>
+          <v:rect id="_x0000_i1063" style="width:0;height:1.5pt" o:hralign="center" o:hrstd="t" o:hr="t" fillcolor="#a0a0a0" stroked="f"/>
         </w:pict>
       </w:r>
     </w:p>
@@ -2924,7 +3046,7 @@
           <w:lang w:val="en-IN"/>
         </w:rPr>
         <w:pict w14:anchorId="2D4DECE6">
-          <v:rect id="_x0000_i1585" style="width:0;height:1.5pt" o:hralign="center" o:hrstd="t" o:hr="t" fillcolor="#a0a0a0" stroked="f"/>
+          <v:rect id="_x0000_i1064" style="width:0;height:1.5pt" o:hralign="center" o:hrstd="t" o:hr="t" fillcolor="#a0a0a0" stroked="f"/>
         </w:pict>
       </w:r>
     </w:p>
@@ -3007,7 +3129,7 @@
           <w:lang w:val="en-IN"/>
         </w:rPr>
         <w:pict w14:anchorId="21860933">
-          <v:rect id="_x0000_i1586" style="width:0;height:1.5pt" o:hralign="center" o:hrstd="t" o:hr="t" fillcolor="#a0a0a0" stroked="f"/>
+          <v:rect id="_x0000_i1065" style="width:0;height:1.5pt" o:hralign="center" o:hrstd="t" o:hr="t" fillcolor="#a0a0a0" stroked="f"/>
         </w:pict>
       </w:r>
     </w:p>
@@ -3073,7 +3195,7 @@
           <w:lang w:val="en-IN"/>
         </w:rPr>
         <w:pict w14:anchorId="2E1BB49B">
-          <v:rect id="_x0000_i1587" style="width:0;height:1.5pt" o:hralign="center" o:hrstd="t" o:hr="t" fillcolor="#a0a0a0" stroked="f"/>
+          <v:rect id="_x0000_i1066" style="width:0;height:1.5pt" o:hralign="center" o:hrstd="t" o:hr="t" fillcolor="#a0a0a0" stroked="f"/>
         </w:pict>
       </w:r>
     </w:p>
@@ -3125,69 +3247,45 @@
         <w:rPr>
           <w:lang w:val="en-IN"/>
         </w:rPr>
-        <w:t xml:space="preserve">Use Snowpipe for streaming </w:t>
-      </w:r>
-    </w:p>
-    <w:p>
-      <w:pPr>
-        <w:rPr>
-          <w:lang w:val="en-IN"/>
-        </w:rPr>
-      </w:pPr>
-      <w:r>
-        <w:rPr>
-          <w:lang w:val="en-IN"/>
-        </w:rPr>
-        <w:pict w14:anchorId="77EC784B">
-          <v:rect id="_x0000_i1588" style="width:0;height:1.5pt" o:hralign="center" o:hrstd="t" o:hr="t" fillcolor="#a0a0a0" stroked="f"/>
-        </w:pict>
-      </w:r>
-    </w:p>
-    <w:p>
-      <w:pPr>
-        <w:rPr>
-          <w:lang w:val="en-IN"/>
-        </w:rPr>
-      </w:pPr>
-      <w:r>
-        <w:rPr>
-          <w:lang w:val="en-IN"/>
-        </w:rPr>
-        <w:pict w14:anchorId="45CFDB38">
-          <v:rect id="_x0000_i1589" style="width:0;height:1.5pt" o:hralign="center" o:hrstd="t" o:hr="t" fillcolor="#a0a0a0" stroked="f"/>
-        </w:pict>
-      </w:r>
-    </w:p>
-    <w:p>
-      <w:pPr>
-        <w:rPr>
-          <w:b/>
-          <w:bCs/>
-          <w:lang w:val="en-IN"/>
-        </w:rPr>
-      </w:pPr>
-      <w:r>
-        <w:rPr>
-          <w:b/>
-          <w:bCs/>
-          <w:lang w:val="en-IN"/>
-        </w:rPr>
-        <w:t>MODULE 6 — DATA PROCESSING &amp; SQL</w:t>
-      </w:r>
-    </w:p>
-    <w:p>
-      <w:pPr>
-        <w:rPr>
-          <w:lang w:val="en-IN"/>
-        </w:rPr>
-      </w:pPr>
-      <w:r>
-        <w:rPr>
-          <w:lang w:val="en-IN"/>
-        </w:rPr>
-        <w:pict w14:anchorId="5219C47E">
-          <v:rect id="_x0000_i1590" style="width:0;height:1.5pt" o:hralign="center" o:hrstd="t" o:hr="t" fillcolor="#a0a0a0" stroked="f"/>
-        </w:pict>
+        <w:t xml:space="preserve">Use </w:t>
+      </w:r>
+      <w:proofErr w:type="spellStart"/>
+      <w:r>
+        <w:rPr>
+          <w:lang w:val="en-IN"/>
+        </w:rPr>
+        <w:t>Snowpipe</w:t>
+      </w:r>
+      <w:proofErr w:type="spellEnd"/>
+      <w:r>
+        <w:rPr>
+          <w:lang w:val="en-IN"/>
+        </w:rPr>
+        <w:t xml:space="preserve"> for streaming </w:t>
+      </w:r>
+    </w:p>
+    <w:p>
+      <w:pPr>
+        <w:rPr>
+          <w:lang w:val="en-IN"/>
+        </w:rPr>
+      </w:pPr>
+    </w:p>
+    <w:p>
+      <w:pPr>
+        <w:rPr>
+          <w:b/>
+          <w:bCs/>
+          <w:lang w:val="en-IN"/>
+        </w:rPr>
+      </w:pPr>
+      <w:r>
+        <w:rPr>
+          <w:b/>
+          <w:bCs/>
+          <w:lang w:val="en-IN"/>
+        </w:rPr>
+        <w:t>DATA PROCESSING &amp; SQL</w:t>
       </w:r>
     </w:p>
     <w:p>
@@ -3205,21 +3303,6 @@
           <w:lang w:val="en-IN"/>
         </w:rPr>
         <w:t>1. Scalar Functions</w:t>
-      </w:r>
-    </w:p>
-    <w:p>
-      <w:pPr>
-        <w:rPr>
-          <w:lang w:val="en-IN"/>
-        </w:rPr>
-      </w:pPr>
-      <w:r>
-        <w:rPr>
-          <w:lang w:val="en-IN"/>
-        </w:rPr>
-        <w:pict w14:anchorId="4193E4C0">
-          <v:rect id="_x0000_i1591" style="width:0;height:1.5pt" o:hralign="center" o:hrstd="t" o:hr="t" fillcolor="#a0a0a0" stroked="f"/>
-        </w:pict>
       </w:r>
     </w:p>
     <w:p>
@@ -3259,21 +3342,6 @@
     <w:p>
       <w:pPr>
         <w:rPr>
-          <w:lang w:val="en-IN"/>
-        </w:rPr>
-      </w:pPr>
-      <w:r>
-        <w:rPr>
-          <w:lang w:val="en-IN"/>
-        </w:rPr>
-        <w:pict w14:anchorId="61BB5E75">
-          <v:rect id="_x0000_i1592" style="width:0;height:1.5pt" o:hralign="center" o:hrstd="t" o:hr="t" fillcolor="#a0a0a0" stroked="f"/>
-        </w:pict>
-      </w:r>
-    </w:p>
-    <w:p>
-      <w:pPr>
-        <w:rPr>
           <w:b/>
           <w:bCs/>
           <w:lang w:val="en-IN"/>
@@ -3294,33 +3362,39 @@
           <w:lang w:val="en-IN"/>
         </w:rPr>
       </w:pPr>
-      <w:r>
-        <w:rPr>
-          <w:lang w:val="en-IN"/>
-        </w:rPr>
-        <w:t>UPPER(name)</w:t>
+      <w:proofErr w:type="gramStart"/>
+      <w:r>
+        <w:rPr>
+          <w:lang w:val="en-IN"/>
+        </w:rPr>
+        <w:t>UPPER(</w:t>
+      </w:r>
+      <w:proofErr w:type="gramEnd"/>
+      <w:r>
+        <w:rPr>
+          <w:lang w:val="en-IN"/>
+        </w:rPr>
+        <w:t>name)</w:t>
       </w:r>
       <w:r>
         <w:rPr>
           <w:lang w:val="en-IN"/>
         </w:rPr>
         <w:br/>
-        <w:t>LENGTH(name)</w:t>
-      </w:r>
-    </w:p>
-    <w:p>
-      <w:pPr>
-        <w:rPr>
-          <w:lang w:val="en-IN"/>
-        </w:rPr>
-      </w:pPr>
-      <w:r>
-        <w:rPr>
-          <w:lang w:val="en-IN"/>
-        </w:rPr>
-        <w:pict w14:anchorId="6C239DFF">
-          <v:rect id="_x0000_i1593" style="width:0;height:1.5pt" o:hralign="center" o:hrstd="t" o:hr="t" fillcolor="#a0a0a0" stroked="f"/>
-        </w:pict>
+      </w:r>
+      <w:proofErr w:type="gramStart"/>
+      <w:r>
+        <w:rPr>
+          <w:lang w:val="en-IN"/>
+        </w:rPr>
+        <w:t>LENGTH(</w:t>
+      </w:r>
+      <w:proofErr w:type="gramEnd"/>
+      <w:r>
+        <w:rPr>
+          <w:lang w:val="en-IN"/>
+        </w:rPr>
+        <w:t>name)</w:t>
       </w:r>
     </w:p>
     <w:p>
@@ -3351,7 +3425,7 @@
           <w:lang w:val="en-IN"/>
         </w:rPr>
         <w:pict w14:anchorId="2D712444">
-          <v:rect id="_x0000_i1594" style="width:0;height:1.5pt" o:hralign="center" o:hrstd="t" o:hr="t" fillcolor="#a0a0a0" stroked="f"/>
+          <v:rect id="_x0000_i1073" style="width:0;height:1.5pt" o:hralign="center" o:hrstd="t" o:hr="t" fillcolor="#a0a0a0" stroked="f"/>
         </w:pict>
       </w:r>
     </w:p>
@@ -3400,7 +3474,7 @@
           <w:lang w:val="en-IN"/>
         </w:rPr>
         <w:pict w14:anchorId="68891C71">
-          <v:rect id="_x0000_i1595" style="width:0;height:1.5pt" o:hralign="center" o:hrstd="t" o:hr="t" fillcolor="#a0a0a0" stroked="f"/>
+          <v:rect id="_x0000_i1074" style="width:0;height:1.5pt" o:hralign="center" o:hrstd="t" o:hr="t" fillcolor="#a0a0a0" stroked="f"/>
         </w:pict>
       </w:r>
     </w:p>
@@ -3438,14 +3512,40 @@
           <w:lang w:val="en-IN"/>
         </w:rPr>
         <w:br/>
-        <w:t>SUM(amount)</w:t>
+      </w:r>
+      <w:proofErr w:type="gramStart"/>
+      <w:r>
+        <w:rPr>
+          <w:lang w:val="en-IN"/>
+        </w:rPr>
+        <w:t>SUM(</w:t>
+      </w:r>
+      <w:proofErr w:type="gramEnd"/>
+      <w:r>
+        <w:rPr>
+          <w:lang w:val="en-IN"/>
+        </w:rPr>
+        <w:t>amount)</w:t>
       </w:r>
       <w:r>
         <w:rPr>
           <w:lang w:val="en-IN"/>
         </w:rPr>
         <w:br/>
-        <w:t>AVG(value)</w:t>
+      </w:r>
+      <w:proofErr w:type="gramStart"/>
+      <w:r>
+        <w:rPr>
+          <w:lang w:val="en-IN"/>
+        </w:rPr>
+        <w:t>AVG(</w:t>
+      </w:r>
+      <w:proofErr w:type="gramEnd"/>
+      <w:r>
+        <w:rPr>
+          <w:lang w:val="en-IN"/>
+        </w:rPr>
+        <w:t>value)</w:t>
       </w:r>
     </w:p>
     <w:p>
@@ -3459,7 +3559,7 @@
           <w:lang w:val="en-IN"/>
         </w:rPr>
         <w:pict w14:anchorId="6F150FC9">
-          <v:rect id="_x0000_i1596" style="width:0;height:1.5pt" o:hralign="center" o:hrstd="t" o:hr="t" fillcolor="#a0a0a0" stroked="f"/>
+          <v:rect id="_x0000_i1075" style="width:0;height:1.5pt" o:hralign="center" o:hrstd="t" o:hr="t" fillcolor="#a0a0a0" stroked="f"/>
         </w:pict>
       </w:r>
     </w:p>
@@ -3491,7 +3591,7 @@
           <w:lang w:val="en-IN"/>
         </w:rPr>
         <w:pict w14:anchorId="160B9213">
-          <v:rect id="_x0000_i1597" style="width:0;height:1.5pt" o:hralign="center" o:hrstd="t" o:hr="t" fillcolor="#a0a0a0" stroked="f"/>
+          <v:rect id="_x0000_i1076" style="width:0;height:1.5pt" o:hralign="center" o:hrstd="t" o:hr="t" fillcolor="#a0a0a0" stroked="f"/>
         </w:pict>
       </w:r>
     </w:p>
@@ -3540,7 +3640,7 @@
           <w:lang w:val="en-IN"/>
         </w:rPr>
         <w:pict w14:anchorId="54EFA6B6">
-          <v:rect id="_x0000_i1598" style="width:0;height:1.5pt" o:hralign="center" o:hrstd="t" o:hr="t" fillcolor="#a0a0a0" stroked="f"/>
+          <v:rect id="_x0000_i1077" style="width:0;height:1.5pt" o:hralign="center" o:hrstd="t" o:hr="t" fillcolor="#a0a0a0" stroked="f"/>
         </w:pict>
       </w:r>
     </w:p>
@@ -3592,7 +3692,20 @@
           <w:lang w:val="en-IN"/>
         </w:rPr>
         <w:br/>
-        <w:t>LAG()</w:t>
+      </w:r>
+      <w:proofErr w:type="gramStart"/>
+      <w:r>
+        <w:rPr>
+          <w:lang w:val="en-IN"/>
+        </w:rPr>
+        <w:t>LAG(</w:t>
+      </w:r>
+      <w:proofErr w:type="gramEnd"/>
+      <w:r>
+        <w:rPr>
+          <w:lang w:val="en-IN"/>
+        </w:rPr>
+        <w:t>)</w:t>
       </w:r>
     </w:p>
     <w:p>
@@ -3606,7 +3719,7 @@
           <w:lang w:val="en-IN"/>
         </w:rPr>
         <w:pict w14:anchorId="08DB7CB9">
-          <v:rect id="_x0000_i1599" style="width:0;height:1.5pt" o:hralign="center" o:hrstd="t" o:hr="t" fillcolor="#a0a0a0" stroked="f"/>
+          <v:rect id="_x0000_i1078" style="width:0;height:1.5pt" o:hralign="center" o:hrstd="t" o:hr="t" fillcolor="#a0a0a0" stroked="f"/>
         </w:pict>
       </w:r>
     </w:p>
@@ -3672,7 +3785,7 @@
           <w:lang w:val="en-IN"/>
         </w:rPr>
         <w:pict w14:anchorId="674C6832">
-          <v:rect id="_x0000_i1600" style="width:0;height:1.5pt" o:hralign="center" o:hrstd="t" o:hr="t" fillcolor="#a0a0a0" stroked="f"/>
+          <v:rect id="_x0000_i1079" style="width:0;height:1.5pt" o:hralign="center" o:hrstd="t" o:hr="t" fillcolor="#a0a0a0" stroked="f"/>
         </w:pict>
       </w:r>
     </w:p>
@@ -3704,7 +3817,7 @@
           <w:lang w:val="en-IN"/>
         </w:rPr>
         <w:pict w14:anchorId="79463FB2">
-          <v:rect id="_x0000_i1601" style="width:0;height:1.5pt" o:hralign="center" o:hrstd="t" o:hr="t" fillcolor="#a0a0a0" stroked="f"/>
+          <v:rect id="_x0000_i1080" style="width:0;height:1.5pt" o:hralign="center" o:hrstd="t" o:hr="t" fillcolor="#a0a0a0" stroked="f"/>
         </w:pict>
       </w:r>
     </w:p>
@@ -3753,7 +3866,7 @@
           <w:lang w:val="en-IN"/>
         </w:rPr>
         <w:pict w14:anchorId="17068155">
-          <v:rect id="_x0000_i1602" style="width:0;height:1.5pt" o:hralign="center" o:hrstd="t" o:hr="t" fillcolor="#a0a0a0" stroked="f"/>
+          <v:rect id="_x0000_i1081" style="width:0;height:1.5pt" o:hralign="center" o:hrstd="t" o:hr="t" fillcolor="#a0a0a0" stroked="f"/>
         </w:pict>
       </w:r>
     </w:p>
@@ -3802,7 +3915,7 @@
           <w:lang w:val="en-IN"/>
         </w:rPr>
         <w:pict w14:anchorId="6F9C627B">
-          <v:rect id="_x0000_i1603" style="width:0;height:1.5pt" o:hralign="center" o:hrstd="t" o:hr="t" fillcolor="#a0a0a0" stroked="f"/>
+          <v:rect id="_x0000_i1082" style="width:0;height:1.5pt" o:hralign="center" o:hrstd="t" o:hr="t" fillcolor="#a0a0a0" stroked="f"/>
         </w:pict>
       </w:r>
     </w:p>
@@ -3868,7 +3981,7 @@
           <w:lang w:val="en-IN"/>
         </w:rPr>
         <w:pict w14:anchorId="5D7B0942">
-          <v:rect id="_x0000_i1604" style="width:0;height:1.5pt" o:hralign="center" o:hrstd="t" o:hr="t" fillcolor="#a0a0a0" stroked="f"/>
+          <v:rect id="_x0000_i1083" style="width:0;height:1.5pt" o:hralign="center" o:hrstd="t" o:hr="t" fillcolor="#a0a0a0" stroked="f"/>
         </w:pict>
       </w:r>
     </w:p>
@@ -3900,7 +4013,7 @@
           <w:lang w:val="en-IN"/>
         </w:rPr>
         <w:pict w14:anchorId="541F1D7D">
-          <v:rect id="_x0000_i1605" style="width:0;height:1.5pt" o:hralign="center" o:hrstd="t" o:hr="t" fillcolor="#a0a0a0" stroked="f"/>
+          <v:rect id="_x0000_i1084" style="width:0;height:1.5pt" o:hralign="center" o:hrstd="t" o:hr="t" fillcolor="#a0a0a0" stroked="f"/>
         </w:pict>
       </w:r>
     </w:p>
@@ -4000,7 +4113,7 @@
           <w:lang w:val="en-IN"/>
         </w:rPr>
         <w:pict w14:anchorId="48BB2F8F">
-          <v:rect id="_x0000_i1606" style="width:0;height:1.5pt" o:hralign="center" o:hrstd="t" o:hr="t" fillcolor="#a0a0a0" stroked="f"/>
+          <v:rect id="_x0000_i1085" style="width:0;height:1.5pt" o:hralign="center" o:hrstd="t" o:hr="t" fillcolor="#a0a0a0" stroked="f"/>
         </w:pict>
       </w:r>
     </w:p>
@@ -4049,7 +4162,7 @@
           <w:lang w:val="en-IN"/>
         </w:rPr>
         <w:pict w14:anchorId="501C510C">
-          <v:rect id="_x0000_i1607" style="width:0;height:1.5pt" o:hralign="center" o:hrstd="t" o:hr="t" fillcolor="#a0a0a0" stroked="f"/>
+          <v:rect id="_x0000_i1086" style="width:0;height:1.5pt" o:hralign="center" o:hrstd="t" o:hr="t" fillcolor="#a0a0a0" stroked="f"/>
         </w:pict>
       </w:r>
     </w:p>
@@ -4094,7 +4207,7 @@
           <w:lang w:val="en-IN"/>
         </w:rPr>
         <w:pict w14:anchorId="695E19DD">
-          <v:rect id="_x0000_i1608" style="width:0;height:1.5pt" o:hralign="center" o:hrstd="t" o:hr="t" fillcolor="#a0a0a0" stroked="f"/>
+          <v:rect id="_x0000_i1087" style="width:0;height:1.5pt" o:hralign="center" o:hrstd="t" o:hr="t" fillcolor="#a0a0a0" stroked="f"/>
         </w:pict>
       </w:r>
     </w:p>
@@ -4126,7 +4239,7 @@
           <w:lang w:val="en-IN"/>
         </w:rPr>
         <w:pict w14:anchorId="5A1331B0">
-          <v:rect id="_x0000_i1609" style="width:0;height:1.5pt" o:hralign="center" o:hrstd="t" o:hr="t" fillcolor="#a0a0a0" stroked="f"/>
+          <v:rect id="_x0000_i1088" style="width:0;height:1.5pt" o:hralign="center" o:hrstd="t" o:hr="t" fillcolor="#a0a0a0" stroked="f"/>
         </w:pict>
       </w:r>
     </w:p>
@@ -4175,7 +4288,7 @@
           <w:lang w:val="en-IN"/>
         </w:rPr>
         <w:pict w14:anchorId="2D661730">
-          <v:rect id="_x0000_i1610" style="width:0;height:1.5pt" o:hralign="center" o:hrstd="t" o:hr="t" fillcolor="#a0a0a0" stroked="f"/>
+          <v:rect id="_x0000_i1089" style="width:0;height:1.5pt" o:hralign="center" o:hrstd="t" o:hr="t" fillcolor="#a0a0a0" stroked="f"/>
         </w:pict>
       </w:r>
     </w:p>
@@ -4241,7 +4354,7 @@
           <w:lang w:val="en-IN"/>
         </w:rPr>
         <w:pict w14:anchorId="409455A5">
-          <v:rect id="_x0000_i1611" style="width:0;height:1.5pt" o:hralign="center" o:hrstd="t" o:hr="t" fillcolor="#a0a0a0" stroked="f"/>
+          <v:rect id="_x0000_i1090" style="width:0;height:1.5pt" o:hralign="center" o:hrstd="t" o:hr="t" fillcolor="#a0a0a0" stroked="f"/>
         </w:pict>
       </w:r>
     </w:p>
@@ -4290,7 +4403,7 @@
           <w:lang w:val="en-IN"/>
         </w:rPr>
         <w:pict w14:anchorId="15A6602E">
-          <v:rect id="_x0000_i1612" style="width:0;height:1.5pt" o:hralign="center" o:hrstd="t" o:hr="t" fillcolor="#a0a0a0" stroked="f"/>
+          <v:rect id="_x0000_i1091" style="width:0;height:1.5pt" o:hralign="center" o:hrstd="t" o:hr="t" fillcolor="#a0a0a0" stroked="f"/>
         </w:pict>
       </w:r>
     </w:p>
@@ -4322,7 +4435,7 @@
           <w:lang w:val="en-IN"/>
         </w:rPr>
         <w:pict w14:anchorId="2AC471E5">
-          <v:rect id="_x0000_i1613" style="width:0;height:1.5pt" o:hralign="center" o:hrstd="t" o:hr="t" fillcolor="#a0a0a0" stroked="f"/>
+          <v:rect id="_x0000_i1092" style="width:0;height:1.5pt" o:hralign="center" o:hrstd="t" o:hr="t" fillcolor="#a0a0a0" stroked="f"/>
         </w:pict>
       </w:r>
     </w:p>
@@ -4371,7 +4484,7 @@
           <w:lang w:val="en-IN"/>
         </w:rPr>
         <w:pict w14:anchorId="4D5225F9">
-          <v:rect id="_x0000_i1614" style="width:0;height:1.5pt" o:hralign="center" o:hrstd="t" o:hr="t" fillcolor="#a0a0a0" stroked="f"/>
+          <v:rect id="_x0000_i1093" style="width:0;height:1.5pt" o:hralign="center" o:hrstd="t" o:hr="t" fillcolor="#a0a0a0" stroked="f"/>
         </w:pict>
       </w:r>
     </w:p>
@@ -4437,7 +4550,7 @@
           <w:lang w:val="en-IN"/>
         </w:rPr>
         <w:pict w14:anchorId="63879BBE">
-          <v:rect id="_x0000_i1615" style="width:0;height:1.5pt" o:hralign="center" o:hrstd="t" o:hr="t" fillcolor="#a0a0a0" stroked="f"/>
+          <v:rect id="_x0000_i1094" style="width:0;height:1.5pt" o:hralign="center" o:hrstd="t" o:hr="t" fillcolor="#a0a0a0" stroked="f"/>
         </w:pict>
       </w:r>
     </w:p>
@@ -4503,7 +4616,7 @@
           <w:lang w:val="en-IN"/>
         </w:rPr>
         <w:pict w14:anchorId="646EC381">
-          <v:rect id="_x0000_i1616" style="width:0;height:1.5pt" o:hralign="center" o:hrstd="t" o:hr="t" fillcolor="#a0a0a0" stroked="f"/>
+          <v:rect id="_x0000_i1095" style="width:0;height:1.5pt" o:hralign="center" o:hrstd="t" o:hr="t" fillcolor="#a0a0a0" stroked="f"/>
         </w:pict>
       </w:r>
     </w:p>
@@ -4535,7 +4648,7 @@
           <w:lang w:val="en-IN"/>
         </w:rPr>
         <w:pict w14:anchorId="084F12E5">
-          <v:rect id="_x0000_i1617" style="width:0;height:1.5pt" o:hralign="center" o:hrstd="t" o:hr="t" fillcolor="#a0a0a0" stroked="f"/>
+          <v:rect id="_x0000_i1096" style="width:0;height:1.5pt" o:hralign="center" o:hrstd="t" o:hr="t" fillcolor="#a0a0a0" stroked="f"/>
         </w:pict>
       </w:r>
     </w:p>
@@ -4643,6 +4756,7 @@
       </w:pPr>
       <w:r>
         <w:rPr>
+          <w:noProof/>
           <w:lang w:val="en-IN"/>
         </w:rPr>
         <w:drawing>
@@ -4706,7 +4820,7 @@
           <w:lang w:val="en-IN"/>
         </w:rPr>
         <w:pict w14:anchorId="33377398">
-          <v:rect id="_x0000_i1621" style="width:0;height:1.5pt" o:hralign="center" o:hrstd="t" o:hr="t" fillcolor="#a0a0a0" stroked="f"/>
+          <v:rect id="_x0000_i1097" style="width:0;height:1.5pt" o:hralign="center" o:hrstd="t" o:hr="t" fillcolor="#a0a0a0" stroked="f"/>
         </w:pict>
       </w:r>
     </w:p>
@@ -4738,7 +4852,7 @@
           <w:lang w:val="en-IN"/>
         </w:rPr>
         <w:pict w14:anchorId="715A6C2D">
-          <v:rect id="_x0000_i1622" style="width:0;height:1.5pt" o:hralign="center" o:hrstd="t" o:hr="t" fillcolor="#a0a0a0" stroked="f"/>
+          <v:rect id="_x0000_i1098" style="width:0;height:1.5pt" o:hralign="center" o:hrstd="t" o:hr="t" fillcolor="#a0a0a0" stroked="f"/>
         </w:pict>
       </w:r>
     </w:p>
@@ -4820,11 +4934,19 @@
           <w:lang w:val="en-IN"/>
         </w:rPr>
       </w:pPr>
-      <w:r>
-        <w:rPr>
-          <w:lang w:val="en-IN"/>
-        </w:rPr>
-        <w:t xml:space="preserve">Snowpipe + advanced loading </w:t>
+      <w:proofErr w:type="spellStart"/>
+      <w:r>
+        <w:rPr>
+          <w:lang w:val="en-IN"/>
+        </w:rPr>
+        <w:t>Snowpipe</w:t>
+      </w:r>
+      <w:proofErr w:type="spellEnd"/>
+      <w:r>
+        <w:rPr>
+          <w:lang w:val="en-IN"/>
+        </w:rPr>
+        <w:t xml:space="preserve"> + advanced loading </w:t>
       </w:r>
     </w:p>
     <w:p>
@@ -4872,7 +4994,7 @@
           <w:lang w:val="en-IN"/>
         </w:rPr>
         <w:pict w14:anchorId="34F4F202">
-          <v:rect id="_x0000_i1623" style="width:0;height:1.5pt" o:hralign="center" o:hrstd="t" o:hr="t" fillcolor="#a0a0a0" stroked="f"/>
+          <v:rect id="_x0000_i1099" style="width:0;height:1.5pt" o:hralign="center" o:hrstd="t" o:hr="t" fillcolor="#a0a0a0" stroked="f"/>
         </w:pict>
       </w:r>
     </w:p>
@@ -4904,7 +5026,7 @@
           <w:lang w:val="en-IN"/>
         </w:rPr>
         <w:pict w14:anchorId="63BBC150">
-          <v:rect id="_x0000_i1629" style="width:0;height:1.5pt" o:hralign="center" o:hrstd="t" o:hr="t" fillcolor="#a0a0a0" stroked="f"/>
+          <v:rect id="_x0000_i1100" style="width:0;height:1.5pt" o:hralign="center" o:hrstd="t" o:hr="t" fillcolor="#a0a0a0" stroked="f"/>
         </w:pict>
       </w:r>
     </w:p>
@@ -4973,7 +5095,21 @@
         <w:rPr>
           <w:lang w:val="en-IN"/>
         </w:rPr>
-        <w:t xml:space="preserve">Not monitoring Snowpipe </w:t>
+        <w:t xml:space="preserve">Not monitoring </w:t>
+      </w:r>
+      <w:proofErr w:type="spellStart"/>
+      <w:r>
+        <w:rPr>
+          <w:lang w:val="en-IN"/>
+        </w:rPr>
+        <w:t>Snowpipe</w:t>
+      </w:r>
+      <w:proofErr w:type="spellEnd"/>
+      <w:r>
+        <w:rPr>
+          <w:lang w:val="en-IN"/>
+        </w:rPr>
+        <w:t xml:space="preserve"> </w:t>
       </w:r>
     </w:p>
     <w:p>
@@ -13047,6 +13183,7 @@
   <w:style w:type="character" w:default="1" w:styleId="DefaultParagraphFont">
     <w:name w:val="Default Paragraph Font"/>
     <w:uiPriority w:val="1"/>
+    <w:semiHidden/>
     <w:unhideWhenUsed/>
   </w:style>
   <w:style w:type="table" w:default="1" w:styleId="TableNormal">
